--- a/SAM_QIP_Kit_Start_Here.docx
+++ b/SAM_QIP_Kit_Start_Here.docx
@@ -1107,7 +1107,7 @@
                 <w:sz w:val="19"/>
                 <w:szCs w:val="19"/>
               </w:rPr>
-              <w:t>A two-page PDF: what to have ready at each training stage, ST4 to ST7, mapped to SQUIRE 2.0 and QIPAT.</w:t>
+              <w:t>A two-page PDF: what to have ready at each training stage, ST4 to ST7, mapped to SQUIRE 2.0 and QIPAT; the 30-days-a-year answer to the time question; and SAM’s suggested minimum from medical school onwards.</w:t>
             </w:r>
           </w:p>
         </w:tc>
@@ -1289,7 +1289,7 @@
                 <w:sz w:val="19"/>
                 <w:szCs w:val="19"/>
               </w:rPr>
-              <w:t>A section of the hub website, not a file. Where help comes from: a weekly team on your unit, a regional network, and what SAM provides nationally — and the two things the SAM inbox is for.</w:t>
+              <w:t>A section of the hub website, not a file. Where help comes from: a weekly team on your unit, a regional network, and what SAM provides nationally — including the Improvement Exchange, whose kit-format shelf is the hub’s library.</w:t>
             </w:r>
           </w:p>
         </w:tc>

--- a/SAM_QIP_Kit_Start_Here.docx
+++ b/SAM_QIP_Kit_Start_Here.docx
@@ -2283,7 +2283,7 @@
             <w:color w:val="036E3A"/>
             <w:u w:val="single"/>
           </w:rPr>
-          <w:t>aimqa.github.io/SAMQIP</w:t>
+          <w:t>aimqa.github.io/SAM-QI-diagram-tool</w:t>
         </w:r>
       </w:hyperlink>
       <w:r>

--- a/SAM_QIP_Kit_Start_Here.docx
+++ b/SAM_QIP_Kit_Start_Here.docx
@@ -47,7 +47,7 @@
           <w:sz w:val="22"/>
           <w:szCs w:val="22"/>
         </w:rPr>
-        <w:t>Everything you need to run a quality improvement project on the AMU, from first idea to finished write-up. Twelve pieces, all on the SAM QIP Hub website. This page says which one to open when.</w:t>
+        <w:t>Everything you need to run a quality improvement project on the AMU, from first idea to finished write-up. Eight files. This page says which one to open when.</w:t>
       </w:r>
     </w:p>
     <w:p>
@@ -288,7 +288,7 @@
                 <w:sz w:val="19"/>
                 <w:szCs w:val="19"/>
               </w:rPr>
-              <w:t>A 23-slide deck. The seven stages, with what to do, what is enough, and how you know you are finished at each one.</w:t>
+              <w:t>A 22-slide deck. The seven stages, with what to do, what is enough, and how you know you are finished at each one.</w:t>
             </w:r>
           </w:p>
         </w:tc>
@@ -332,7 +332,7 @@
         <w:tc>
           <w:tcPr>
             <w:tcW w:w="2350" w:type="dxa"/>
-            <w:shd w:val="clear" w:color="auto" w:fill="FFFFFF"/>
+            <w:shd w:val="clear" w:color="auto" w:fill="F1F6F2"/>
             <w:tcMar>
               <w:top w:w="110" w:type="dxa"/>
               <w:left w:w="140" w:type="dxa"/>
@@ -353,59 +353,59 @@
                 <w:sz w:val="19"/>
                 <w:szCs w:val="19"/>
               </w:rPr>
-              <w:t>Team Workbook</w:t>
+              <w:t>Roadmap poster</w:t>
             </w:r>
           </w:p>
         </w:tc>
         <w:tc>
           <w:tcPr>
             <w:tcW w:w="4400" w:type="dxa"/>
-            <w:shd w:val="clear" w:color="auto" w:fill="FFFFFF"/>
-            <w:tcMar>
-              <w:top w:w="110" w:type="dxa"/>
-              <w:left w:w="140" w:type="dxa"/>
-              <w:bottom w:w="110" w:type="dxa"/>
-              <w:right w:w="140" w:type="dxa"/>
-            </w:tcMar>
-          </w:tcPr>
-          <w:p>
-            <w:pPr>
-              <w:spacing w:line="264" w:lineRule="auto"/>
-            </w:pPr>
-            <w:r>
-              <w:rPr>
-                <w:rFonts w:ascii="Calibri" w:eastAsia="Calibri" w:hAnsi="Calibri" w:cs="Calibri"/>
-                <w:color w:val="1B1B1B"/>
-                <w:sz w:val="19"/>
-                <w:szCs w:val="19"/>
-              </w:rPr>
-              <w:t>One Excel file, eleven tabs: the pitch, process map, causes, measures, data log (with a plain run chart), PDSA cycles, diary, SQUIRE check and a one-page pack for handing the project on. One shared copy per project, not one each.</w:t>
+            <w:shd w:val="clear" w:color="auto" w:fill="F1F6F2"/>
+            <w:tcMar>
+              <w:top w:w="110" w:type="dxa"/>
+              <w:left w:w="140" w:type="dxa"/>
+              <w:bottom w:w="110" w:type="dxa"/>
+              <w:right w:w="140" w:type="dxa"/>
+            </w:tcMar>
+          </w:tcPr>
+          <w:p>
+            <w:pPr>
+              <w:spacing w:line="264" w:lineRule="auto"/>
+            </w:pPr>
+            <w:r>
+              <w:rPr>
+                <w:rFonts w:ascii="Calibri" w:eastAsia="Calibri" w:hAnsi="Calibri" w:cs="Calibri"/>
+                <w:color w:val="1B1B1B"/>
+                <w:sz w:val="19"/>
+                <w:szCs w:val="19"/>
+              </w:rPr>
+              <w:t>The same seven stages on a single page, for the wall.</w:t>
             </w:r>
           </w:p>
         </w:tc>
         <w:tc>
           <w:tcPr>
             <w:tcW w:w="2996" w:type="dxa"/>
-            <w:shd w:val="clear" w:color="auto" w:fill="FFFFFF"/>
-            <w:tcMar>
-              <w:top w:w="110" w:type="dxa"/>
-              <w:left w:w="140" w:type="dxa"/>
-              <w:bottom w:w="110" w:type="dxa"/>
-              <w:right w:w="140" w:type="dxa"/>
-            </w:tcMar>
-          </w:tcPr>
-          <w:p>
-            <w:pPr>
-              <w:spacing w:line="264" w:lineRule="auto"/>
-            </w:pPr>
-            <w:r>
-              <w:rPr>
-                <w:rFonts w:ascii="Calibri" w:eastAsia="Calibri" w:hAnsi="Calibri" w:cs="Calibri"/>
-                <w:color w:val="1B1B1B"/>
-                <w:sz w:val="19"/>
-                <w:szCs w:val="19"/>
-              </w:rPr>
-              <w:t>From day one — this is where the project actually lives.</w:t>
+            <w:shd w:val="clear" w:color="auto" w:fill="F1F6F2"/>
+            <w:tcMar>
+              <w:top w:w="110" w:type="dxa"/>
+              <w:left w:w="140" w:type="dxa"/>
+              <w:bottom w:w="110" w:type="dxa"/>
+              <w:right w:w="140" w:type="dxa"/>
+            </w:tcMar>
+          </w:tcPr>
+          <w:p>
+            <w:pPr>
+              <w:spacing w:line="264" w:lineRule="auto"/>
+            </w:pPr>
+            <w:r>
+              <w:rPr>
+                <w:rFonts w:ascii="Calibri" w:eastAsia="Calibri" w:hAnsi="Calibri" w:cs="Calibri"/>
+                <w:color w:val="1B1B1B"/>
+                <w:sz w:val="19"/>
+                <w:szCs w:val="19"/>
+              </w:rPr>
+              <w:t>Print it and put it up in the office.</w:t>
             </w:r>
           </w:p>
         </w:tc>
@@ -423,7 +423,7 @@
         <w:tc>
           <w:tcPr>
             <w:tcW w:w="2350" w:type="dxa"/>
-            <w:shd w:val="clear" w:color="auto" w:fill="F1F6F2"/>
+            <w:shd w:val="clear" w:color="auto" w:fill="FFFFFF"/>
             <w:tcMar>
               <w:top w:w="110" w:type="dxa"/>
               <w:left w:w="140" w:type="dxa"/>
@@ -444,59 +444,59 @@
                 <w:sz w:val="19"/>
                 <w:szCs w:val="19"/>
               </w:rPr>
-              <w:t>Diagram Tool</w:t>
+              <w:t>Team Workbook</w:t>
             </w:r>
           </w:p>
         </w:tc>
         <w:tc>
           <w:tcPr>
             <w:tcW w:w="4400" w:type="dxa"/>
-            <w:shd w:val="clear" w:color="auto" w:fill="F1F6F2"/>
-            <w:tcMar>
-              <w:top w:w="110" w:type="dxa"/>
-              <w:left w:w="140" w:type="dxa"/>
-              <w:bottom w:w="110" w:type="dxa"/>
-              <w:right w:w="140" w:type="dxa"/>
-            </w:tcMar>
-          </w:tcPr>
-          <w:p>
-            <w:pPr>
-              <w:spacing w:line="264" w:lineRule="auto"/>
-            </w:pPr>
-            <w:r>
-              <w:rPr>
-                <w:rFonts w:ascii="Calibri" w:eastAsia="Calibri" w:hAnsi="Calibri" w:cs="Calibri"/>
-                <w:color w:val="1B1B1B"/>
-                <w:sz w:val="19"/>
-                <w:szCs w:val="19"/>
-              </w:rPr>
-              <w:t>A website. Six tabs: pitch, 2×2 idea sorting, process map, fishbone, 5 Whys, driver diagram. Exports straight into your slides.</w:t>
+            <w:shd w:val="clear" w:color="auto" w:fill="FFFFFF"/>
+            <w:tcMar>
+              <w:top w:w="110" w:type="dxa"/>
+              <w:left w:w="140" w:type="dxa"/>
+              <w:bottom w:w="110" w:type="dxa"/>
+              <w:right w:w="140" w:type="dxa"/>
+            </w:tcMar>
+          </w:tcPr>
+          <w:p>
+            <w:pPr>
+              <w:spacing w:line="264" w:lineRule="auto"/>
+            </w:pPr>
+            <w:r>
+              <w:rPr>
+                <w:rFonts w:ascii="Calibri" w:eastAsia="Calibri" w:hAnsi="Calibri" w:cs="Calibri"/>
+                <w:color w:val="1B1B1B"/>
+                <w:sz w:val="19"/>
+                <w:szCs w:val="19"/>
+              </w:rPr>
+              <w:t>One Excel file, eleven tabs: the pitch, process map, causes, measures, data log, PDSA cycles, diary, SQUIRE check and a one-page pack for handing the project on.</w:t>
             </w:r>
           </w:p>
         </w:tc>
         <w:tc>
           <w:tcPr>
             <w:tcW w:w="2996" w:type="dxa"/>
-            <w:shd w:val="clear" w:color="auto" w:fill="F1F6F2"/>
-            <w:tcMar>
-              <w:top w:w="110" w:type="dxa"/>
-              <w:left w:w="140" w:type="dxa"/>
-              <w:bottom w:w="110" w:type="dxa"/>
-              <w:right w:w="140" w:type="dxa"/>
-            </w:tcMar>
-          </w:tcPr>
-          <w:p>
-            <w:pPr>
-              <w:spacing w:line="264" w:lineRule="auto"/>
-            </w:pPr>
-            <w:r>
-              <w:rPr>
-                <w:rFonts w:ascii="Calibri" w:eastAsia="Calibri" w:hAnsi="Calibri" w:cs="Calibri"/>
-                <w:color w:val="1B1B1B"/>
-                <w:sz w:val="19"/>
-                <w:szCs w:val="19"/>
-              </w:rPr>
-              <w:t>Stages 1 and 2, whenever you need to draw something.</w:t>
+            <w:shd w:val="clear" w:color="auto" w:fill="FFFFFF"/>
+            <w:tcMar>
+              <w:top w:w="110" w:type="dxa"/>
+              <w:left w:w="140" w:type="dxa"/>
+              <w:bottom w:w="110" w:type="dxa"/>
+              <w:right w:w="140" w:type="dxa"/>
+            </w:tcMar>
+          </w:tcPr>
+          <w:p>
+            <w:pPr>
+              <w:spacing w:line="264" w:lineRule="auto"/>
+            </w:pPr>
+            <w:r>
+              <w:rPr>
+                <w:rFonts w:ascii="Calibri" w:eastAsia="Calibri" w:hAnsi="Calibri" w:cs="Calibri"/>
+                <w:color w:val="1B1B1B"/>
+                <w:sz w:val="19"/>
+                <w:szCs w:val="19"/>
+              </w:rPr>
+              <w:t>From day one — this is where the project actually lives.</w:t>
             </w:r>
           </w:p>
         </w:tc>
@@ -514,7 +514,7 @@
         <w:tc>
           <w:tcPr>
             <w:tcW w:w="2350" w:type="dxa"/>
-            <w:shd w:val="clear" w:color="auto" w:fill="FFFFFF"/>
+            <w:shd w:val="clear" w:color="auto" w:fill="F1F6F2"/>
             <w:tcMar>
               <w:top w:w="110" w:type="dxa"/>
               <w:left w:w="140" w:type="dxa"/>
@@ -535,59 +535,59 @@
                 <w:sz w:val="19"/>
                 <w:szCs w:val="19"/>
               </w:rPr>
-              <w:t>SMART aim statement builder</w:t>
+              <w:t>Diagram Tool</w:t>
             </w:r>
           </w:p>
         </w:tc>
         <w:tc>
           <w:tcPr>
             <w:tcW w:w="4400" w:type="dxa"/>
-            <w:shd w:val="clear" w:color="auto" w:fill="FFFFFF"/>
-            <w:tcMar>
-              <w:top w:w="110" w:type="dxa"/>
-              <w:left w:w="140" w:type="dxa"/>
-              <w:bottom w:w="110" w:type="dxa"/>
-              <w:right w:w="140" w:type="dxa"/>
-            </w:tcMar>
-          </w:tcPr>
-          <w:p>
-            <w:pPr>
-              <w:spacing w:line="264" w:lineRule="auto"/>
-            </w:pPr>
-            <w:r>
-              <w:rPr>
-                <w:rFonts w:ascii="Calibri" w:eastAsia="Calibri" w:hAnsi="Calibri" w:cs="Calibri"/>
-                <w:color w:val="1B1B1B"/>
-                <w:sz w:val="19"/>
-                <w:szCs w:val="19"/>
-              </w:rPr>
-              <w:t>A one-page Word worksheet that turns a vague problem into a measurable, time-bound aim — worked example plus a five-point self-check.</w:t>
+            <w:shd w:val="clear" w:color="auto" w:fill="F1F6F2"/>
+            <w:tcMar>
+              <w:top w:w="110" w:type="dxa"/>
+              <w:left w:w="140" w:type="dxa"/>
+              <w:bottom w:w="110" w:type="dxa"/>
+              <w:right w:w="140" w:type="dxa"/>
+            </w:tcMar>
+          </w:tcPr>
+          <w:p>
+            <w:pPr>
+              <w:spacing w:line="264" w:lineRule="auto"/>
+            </w:pPr>
+            <w:r>
+              <w:rPr>
+                <w:rFonts w:ascii="Calibri" w:eastAsia="Calibri" w:hAnsi="Calibri" w:cs="Calibri"/>
+                <w:color w:val="1B1B1B"/>
+                <w:sz w:val="19"/>
+                <w:szCs w:val="19"/>
+              </w:rPr>
+              <w:t>A website. Seven tabs: pitch, 2×2 idea sorting, process map, fishbone, 5 Whys, driver diagram, measures. Exports straight into your slides.</w:t>
             </w:r>
           </w:p>
         </w:tc>
         <w:tc>
           <w:tcPr>
             <w:tcW w:w="2996" w:type="dxa"/>
-            <w:shd w:val="clear" w:color="auto" w:fill="FFFFFF"/>
-            <w:tcMar>
-              <w:top w:w="110" w:type="dxa"/>
-              <w:left w:w="140" w:type="dxa"/>
-              <w:bottom w:w="110" w:type="dxa"/>
-              <w:right w:w="140" w:type="dxa"/>
-            </w:tcMar>
-          </w:tcPr>
-          <w:p>
-            <w:pPr>
-              <w:spacing w:line="264" w:lineRule="auto"/>
-            </w:pPr>
-            <w:r>
-              <w:rPr>
-                <w:rFonts w:ascii="Calibri" w:eastAsia="Calibri" w:hAnsi="Calibri" w:cs="Calibri"/>
-                <w:color w:val="1B1B1B"/>
-                <w:sz w:val="19"/>
-                <w:szCs w:val="19"/>
-              </w:rPr>
-              <w:t>Stage 1, before you collect any data.</w:t>
+            <w:shd w:val="clear" w:color="auto" w:fill="F1F6F2"/>
+            <w:tcMar>
+              <w:top w:w="110" w:type="dxa"/>
+              <w:left w:w="140" w:type="dxa"/>
+              <w:bottom w:w="110" w:type="dxa"/>
+              <w:right w:w="140" w:type="dxa"/>
+            </w:tcMar>
+          </w:tcPr>
+          <w:p>
+            <w:pPr>
+              <w:spacing w:line="264" w:lineRule="auto"/>
+            </w:pPr>
+            <w:r>
+              <w:rPr>
+                <w:rFonts w:ascii="Calibri" w:eastAsia="Calibri" w:hAnsi="Calibri" w:cs="Calibri"/>
+                <w:color w:val="1B1B1B"/>
+                <w:sz w:val="19"/>
+                <w:szCs w:val="19"/>
+              </w:rPr>
+              <w:t>Stages 1 and 2, whenever you need to draw something.</w:t>
             </w:r>
           </w:p>
         </w:tc>
@@ -626,7 +626,7 @@
                 <w:sz w:val="19"/>
                 <w:szCs w:val="19"/>
               </w:rPr>
-              <w:t>PDSA cycle worksheet</w:t>
+              <w:t>SQUIRE Reporting Guide</w:t>
             </w:r>
           </w:p>
         </w:tc>
@@ -652,7 +652,7 @@
                 <w:sz w:val="19"/>
                 <w:szCs w:val="19"/>
               </w:rPr>
-              <w:t>One Word page per cycle: plan, prediction, what happened, what is next. Same job as the Workbook’s PDSA Log — use one or the other, not both.</w:t>
+              <w:t>A 19-slide walkthrough of the 18 SQUIRE items in plain English.</w:t>
             </w:r>
           </w:p>
         </w:tc>
@@ -678,7 +678,7 @@
                 <w:sz w:val="19"/>
                 <w:szCs w:val="19"/>
               </w:rPr>
-              <w:t>Stages 4 to 7, if you prefer a page per cycle to a row per cycle.</w:t>
+              <w:t>Stage 6, when you write the project up.</w:t>
             </w:r>
           </w:p>
         </w:tc>
@@ -696,7 +696,7 @@
         <w:tc>
           <w:tcPr>
             <w:tcW w:w="2350" w:type="dxa"/>
-            <w:shd w:val="clear" w:color="auto" w:fill="FFFFFF"/>
+            <w:shd w:val="clear" w:color="auto" w:fill="F1F6F2"/>
             <w:tcMar>
               <w:top w:w="110" w:type="dxa"/>
               <w:left w:w="140" w:type="dxa"/>
@@ -717,59 +717,59 @@
                 <w:sz w:val="19"/>
                 <w:szCs w:val="19"/>
               </w:rPr>
-              <w:t>Run chart / SPC spreadsheet</w:t>
+              <w:t>SQUIRE Presentation Template</w:t>
             </w:r>
           </w:p>
         </w:tc>
         <w:tc>
           <w:tcPr>
             <w:tcW w:w="4400" w:type="dxa"/>
-            <w:shd w:val="clear" w:color="auto" w:fill="FFFFFF"/>
-            <w:tcMar>
-              <w:top w:w="110" w:type="dxa"/>
-              <w:left w:w="140" w:type="dxa"/>
-              <w:bottom w:w="110" w:type="dxa"/>
-              <w:right w:w="140" w:type="dxa"/>
-            </w:tcMar>
-          </w:tcPr>
-          <w:p>
-            <w:pPr>
-              <w:spacing w:line="264" w:lineRule="auto"/>
-            </w:pPr>
-            <w:r>
-              <w:rPr>
-                <w:rFonts w:ascii="Calibri" w:eastAsia="Calibri" w:hAnsi="Calibri" w:cs="Calibri"/>
-                <w:color w:val="1B1B1B"/>
-                <w:sz w:val="19"/>
-                <w:szCs w:val="19"/>
-              </w:rPr>
-              <w:t>An Excel sheet that draws the run chart from your weekly numbers, with the median, shift signals and moving-range control limits that the Workbook’s plain chart does not have.</w:t>
+            <w:shd w:val="clear" w:color="auto" w:fill="F1F6F2"/>
+            <w:tcMar>
+              <w:top w:w="110" w:type="dxa"/>
+              <w:left w:w="140" w:type="dxa"/>
+              <w:bottom w:w="110" w:type="dxa"/>
+              <w:right w:w="140" w:type="dxa"/>
+            </w:tcMar>
+          </w:tcPr>
+          <w:p>
+            <w:pPr>
+              <w:spacing w:line="264" w:lineRule="auto"/>
+            </w:pPr>
+            <w:r>
+              <w:rPr>
+                <w:rFonts w:ascii="Calibri" w:eastAsia="Calibri" w:hAnsi="Calibri" w:cs="Calibri"/>
+                <w:color w:val="1B1B1B"/>
+                <w:sz w:val="19"/>
+                <w:szCs w:val="19"/>
+              </w:rPr>
+              <w:t>A 28-slide skeleton with the sections already laid out. Entirely optional.</w:t>
             </w:r>
           </w:p>
         </w:tc>
         <w:tc>
           <w:tcPr>
             <w:tcW w:w="2996" w:type="dxa"/>
-            <w:shd w:val="clear" w:color="auto" w:fill="FFFFFF"/>
-            <w:tcMar>
-              <w:top w:w="110" w:type="dxa"/>
-              <w:left w:w="140" w:type="dxa"/>
-              <w:bottom w:w="110" w:type="dxa"/>
-              <w:right w:w="140" w:type="dxa"/>
-            </w:tcMar>
-          </w:tcPr>
-          <w:p>
-            <w:pPr>
-              <w:spacing w:line="264" w:lineRule="auto"/>
-            </w:pPr>
-            <w:r>
-              <w:rPr>
-                <w:rFonts w:ascii="Calibri" w:eastAsia="Calibri" w:hAnsi="Calibri" w:cs="Calibri"/>
-                <w:color w:val="1B1B1B"/>
-                <w:sz w:val="19"/>
-                <w:szCs w:val="19"/>
-              </w:rPr>
-              <w:t>Stages 2 and 5, when you want more than a plain line.</w:t>
+            <w:shd w:val="clear" w:color="auto" w:fill="F1F6F2"/>
+            <w:tcMar>
+              <w:top w:w="110" w:type="dxa"/>
+              <w:left w:w="140" w:type="dxa"/>
+              <w:bottom w:w="110" w:type="dxa"/>
+              <w:right w:w="140" w:type="dxa"/>
+            </w:tcMar>
+          </w:tcPr>
+          <w:p>
+            <w:pPr>
+              <w:spacing w:line="264" w:lineRule="auto"/>
+            </w:pPr>
+            <w:r>
+              <w:rPr>
+                <w:rFonts w:ascii="Calibri" w:eastAsia="Calibri" w:hAnsi="Calibri" w:cs="Calibri"/>
+                <w:color w:val="1B1B1B"/>
+                <w:sz w:val="19"/>
+                <w:szCs w:val="19"/>
+              </w:rPr>
+              <w:t>Only if you want the write-up as slides.</w:t>
             </w:r>
           </w:p>
         </w:tc>
@@ -808,7 +808,7 @@
                 <w:sz w:val="19"/>
                 <w:szCs w:val="19"/>
               </w:rPr>
-              <w:t>Audit Data Template</w:t>
+              <w:t>SAM Support Network</w:t>
             </w:r>
           </w:p>
         </w:tc>
@@ -834,7 +834,7 @@
                 <w:sz w:val="19"/>
                 <w:szCs w:val="19"/>
               </w:rPr>
-              <w:t>Patient-level spreadsheet for the before and after groups — demographics, length of stay, mortality, readmission.</w:t>
+              <w:t>Where help comes from: a weekly team on your unit, a regional network, and what SAM provides nationally.</w:t>
             </w:r>
           </w:p>
         </w:tc>
@@ -860,7 +860,7 @@
                 <w:sz w:val="19"/>
                 <w:szCs w:val="19"/>
               </w:rPr>
-              <w:t>Only if your project needs patient-level data. Store on NHS systems only.</w:t>
+              <w:t>When you are stuck, or setting up a unit QI team.</w:t>
             </w:r>
           </w:p>
         </w:tc>
@@ -899,7 +899,7 @@
                 <w:sz w:val="19"/>
                 <w:szCs w:val="19"/>
               </w:rPr>
-              <w:t>SQUIRE Reporting Guide</w:t>
+              <w:t>Audit Data Template</w:t>
             </w:r>
           </w:p>
         </w:tc>
@@ -925,7 +925,7 @@
                 <w:sz w:val="19"/>
                 <w:szCs w:val="19"/>
               </w:rPr>
-              <w:t>A 19-slide walkthrough of the 18 SQUIRE items in plain English.</w:t>
+              <w:t>Patient-level spreadsheet for the before and after groups — demographics, length of stay, mortality, readmission.</w:t>
             </w:r>
           </w:p>
         </w:tc>
@@ -951,376 +951,35 @@
                 <w:sz w:val="19"/>
                 <w:szCs w:val="19"/>
               </w:rPr>
-              <w:t>Stage 6, when you write the project up.</w:t>
-            </w:r>
-          </w:p>
-        </w:tc>
-      </w:tr>
-      <w:tr>
-        <w:tblPrEx>
-          <w:tblCellMar>
-            <w:top w:w="0" w:type="dxa"/>
-            <w:bottom w:w="0" w:type="dxa"/>
-          </w:tblCellMar>
-        </w:tblPrEx>
-        <w:trPr>
-          <w:cantSplit/>
-        </w:trPr>
-        <w:tc>
-          <w:tcPr>
-            <w:tcW w:w="2350" w:type="dxa"/>
-            <w:shd w:val="clear" w:color="auto" w:fill="F1F6F2"/>
-            <w:tcMar>
-              <w:top w:w="110" w:type="dxa"/>
-              <w:left w:w="140" w:type="dxa"/>
-              <w:bottom w:w="110" w:type="dxa"/>
-              <w:right w:w="140" w:type="dxa"/>
-            </w:tcMar>
-          </w:tcPr>
-          <w:p>
-            <w:pPr>
-              <w:spacing w:line="264" w:lineRule="auto"/>
-            </w:pPr>
-            <w:r>
-              <w:rPr>
-                <w:rFonts w:ascii="Calibri" w:eastAsia="Calibri" w:hAnsi="Calibri" w:cs="Calibri"/>
-                <w:b/>
-                <w:bCs/>
-                <w:color w:val="1B1B1B"/>
-                <w:sz w:val="19"/>
-                <w:szCs w:val="19"/>
-              </w:rPr>
-              <w:t>SQUIRE Presentation Template</w:t>
-            </w:r>
-          </w:p>
-        </w:tc>
-        <w:tc>
-          <w:tcPr>
-            <w:tcW w:w="4400" w:type="dxa"/>
-            <w:shd w:val="clear" w:color="auto" w:fill="F1F6F2"/>
-            <w:tcMar>
-              <w:top w:w="110" w:type="dxa"/>
-              <w:left w:w="140" w:type="dxa"/>
-              <w:bottom w:w="110" w:type="dxa"/>
-              <w:right w:w="140" w:type="dxa"/>
-            </w:tcMar>
-          </w:tcPr>
-          <w:p>
-            <w:pPr>
-              <w:spacing w:line="264" w:lineRule="auto"/>
-            </w:pPr>
-            <w:r>
-              <w:rPr>
-                <w:rFonts w:ascii="Calibri" w:eastAsia="Calibri" w:hAnsi="Calibri" w:cs="Calibri"/>
-                <w:color w:val="1B1B1B"/>
-                <w:sz w:val="19"/>
-                <w:szCs w:val="19"/>
-              </w:rPr>
-              <w:t>A 28-slide skeleton with the sections already laid out. Entirely optional.</w:t>
-            </w:r>
-          </w:p>
-        </w:tc>
-        <w:tc>
-          <w:tcPr>
-            <w:tcW w:w="2996" w:type="dxa"/>
-            <w:shd w:val="clear" w:color="auto" w:fill="F1F6F2"/>
-            <w:tcMar>
-              <w:top w:w="110" w:type="dxa"/>
-              <w:left w:w="140" w:type="dxa"/>
-              <w:bottom w:w="110" w:type="dxa"/>
-              <w:right w:w="140" w:type="dxa"/>
-            </w:tcMar>
-          </w:tcPr>
-          <w:p>
-            <w:pPr>
-              <w:spacing w:line="264" w:lineRule="auto"/>
-            </w:pPr>
-            <w:r>
-              <w:rPr>
-                <w:rFonts w:ascii="Calibri" w:eastAsia="Calibri" w:hAnsi="Calibri" w:cs="Calibri"/>
-                <w:color w:val="1B1B1B"/>
-                <w:sz w:val="19"/>
-                <w:szCs w:val="19"/>
-              </w:rPr>
-              <w:t>Only if you want the write-up as slides.</w:t>
-            </w:r>
-          </w:p>
-        </w:tc>
-      </w:tr>
-      <w:tr>
-        <w:tblPrEx>
-          <w:tblCellMar>
-            <w:top w:w="0" w:type="dxa"/>
-            <w:bottom w:w="0" w:type="dxa"/>
-          </w:tblCellMar>
-        </w:tblPrEx>
-        <w:trPr>
-          <w:cantSplit/>
-        </w:trPr>
-        <w:tc>
-          <w:tcPr>
-            <w:tcW w:w="2350" w:type="dxa"/>
-            <w:shd w:val="clear" w:color="auto" w:fill="FFFFFF"/>
-            <w:tcMar>
-              <w:top w:w="110" w:type="dxa"/>
-              <w:left w:w="140" w:type="dxa"/>
-              <w:bottom w:w="110" w:type="dxa"/>
-              <w:right w:w="140" w:type="dxa"/>
-            </w:tcMar>
-          </w:tcPr>
-          <w:p>
-            <w:pPr>
-              <w:spacing w:line="264" w:lineRule="auto"/>
-            </w:pPr>
-            <w:r>
-              <w:rPr>
-                <w:rFonts w:ascii="Calibri" w:eastAsia="Calibri" w:hAnsi="Calibri" w:cs="Calibri"/>
-                <w:b/>
-                <w:bCs/>
-                <w:color w:val="1B1B1B"/>
-                <w:sz w:val="19"/>
-                <w:szCs w:val="19"/>
-              </w:rPr>
-              <w:t>ARCP evidence checklist</w:t>
-            </w:r>
-          </w:p>
-        </w:tc>
-        <w:tc>
-          <w:tcPr>
-            <w:tcW w:w="4400" w:type="dxa"/>
-            <w:shd w:val="clear" w:color="auto" w:fill="FFFFFF"/>
-            <w:tcMar>
-              <w:top w:w="110" w:type="dxa"/>
-              <w:left w:w="140" w:type="dxa"/>
-              <w:bottom w:w="110" w:type="dxa"/>
-              <w:right w:w="140" w:type="dxa"/>
-            </w:tcMar>
-          </w:tcPr>
-          <w:p>
-            <w:pPr>
-              <w:spacing w:line="264" w:lineRule="auto"/>
-            </w:pPr>
-            <w:r>
-              <w:rPr>
-                <w:rFonts w:ascii="Calibri" w:eastAsia="Calibri" w:hAnsi="Calibri" w:cs="Calibri"/>
-                <w:color w:val="1B1B1B"/>
-                <w:sz w:val="19"/>
-                <w:szCs w:val="19"/>
-              </w:rPr>
-              <w:t>A two-page PDF: what to have ready at each training stage, ST4 to ST7, mapped to SQUIRE 2.0 and QIPAT; the 30-days-a-year answer to the time question; and SAM’s suggested minimum from medical school onwards.</w:t>
-            </w:r>
-          </w:p>
-        </w:tc>
-        <w:tc>
-          <w:tcPr>
-            <w:tcW w:w="2996" w:type="dxa"/>
-            <w:shd w:val="clear" w:color="auto" w:fill="FFFFFF"/>
-            <w:tcMar>
-              <w:top w:w="110" w:type="dxa"/>
-              <w:left w:w="140" w:type="dxa"/>
-              <w:bottom w:w="110" w:type="dxa"/>
-              <w:right w:w="140" w:type="dxa"/>
-            </w:tcMar>
-          </w:tcPr>
-          <w:p>
-            <w:pPr>
-              <w:spacing w:line="264" w:lineRule="auto"/>
-            </w:pPr>
-            <w:r>
-              <w:rPr>
-                <w:rFonts w:ascii="Calibri" w:eastAsia="Calibri" w:hAnsi="Calibri" w:cs="Calibri"/>
-                <w:color w:val="1B1B1B"/>
-                <w:sz w:val="19"/>
-                <w:szCs w:val="19"/>
-              </w:rPr>
-              <w:t>Stage 6, and before every ARCP.</w:t>
-            </w:r>
-          </w:p>
-        </w:tc>
-      </w:tr>
-      <w:tr>
-        <w:tblPrEx>
-          <w:tblCellMar>
-            <w:top w:w="0" w:type="dxa"/>
-            <w:bottom w:w="0" w:type="dxa"/>
-          </w:tblCellMar>
-        </w:tblPrEx>
-        <w:trPr>
-          <w:cantSplit/>
-        </w:trPr>
-        <w:tc>
-          <w:tcPr>
-            <w:tcW w:w="2350" w:type="dxa"/>
-            <w:shd w:val="clear" w:color="auto" w:fill="FFFFFF"/>
-            <w:tcMar>
-              <w:top w:w="110" w:type="dxa"/>
-              <w:left w:w="140" w:type="dxa"/>
-              <w:bottom w:w="110" w:type="dxa"/>
-              <w:right w:w="140" w:type="dxa"/>
-            </w:tcMar>
-          </w:tcPr>
-          <w:p>
-            <w:pPr>
-              <w:spacing w:line="264" w:lineRule="auto"/>
-            </w:pPr>
-            <w:r>
-              <w:rPr>
-                <w:rFonts w:ascii="Calibri" w:eastAsia="Calibri" w:hAnsi="Calibri" w:cs="Calibri"/>
-                <w:b/>
-                <w:bCs/>
-                <w:color w:val="1B1B1B"/>
-                <w:sz w:val="19"/>
-                <w:szCs w:val="19"/>
-              </w:rPr>
-              <w:t>QI abstract compliance checker</w:t>
-            </w:r>
-          </w:p>
-        </w:tc>
-        <w:tc>
-          <w:tcPr>
-            <w:tcW w:w="4400" w:type="dxa"/>
-            <w:shd w:val="clear" w:color="auto" w:fill="FFFFFF"/>
-            <w:tcMar>
-              <w:top w:w="110" w:type="dxa"/>
-              <w:left w:w="140" w:type="dxa"/>
-              <w:bottom w:w="110" w:type="dxa"/>
-              <w:right w:w="140" w:type="dxa"/>
-            </w:tcMar>
-          </w:tcPr>
-          <w:p>
-            <w:pPr>
-              <w:spacing w:line="264" w:lineRule="auto"/>
-            </w:pPr>
-            <w:r>
-              <w:rPr>
-                <w:rFonts w:ascii="Calibri" w:eastAsia="Calibri" w:hAnsi="Calibri" w:cs="Calibri"/>
-                <w:color w:val="1B1B1B"/>
-                <w:sz w:val="19"/>
-                <w:szCs w:val="19"/>
-              </w:rPr>
-              <w:t>A web page: SAM’s Quality Improvement conference category — required structure, word limit and common rejection reasons — with a live check against your draft. No dates in it, so it holds up every year.</w:t>
-            </w:r>
-          </w:p>
-        </w:tc>
-        <w:tc>
-          <w:tcPr>
-            <w:tcW w:w="2996" w:type="dxa"/>
-            <w:shd w:val="clear" w:color="auto" w:fill="FFFFFF"/>
-            <w:tcMar>
-              <w:top w:w="110" w:type="dxa"/>
-              <w:left w:w="140" w:type="dxa"/>
-              <w:bottom w:w="110" w:type="dxa"/>
-              <w:right w:w="140" w:type="dxa"/>
-            </w:tcMar>
-          </w:tcPr>
-          <w:p>
-            <w:pPr>
-              <w:spacing w:line="264" w:lineRule="auto"/>
-            </w:pPr>
-            <w:r>
-              <w:rPr>
-                <w:rFonts w:ascii="Calibri" w:eastAsia="Calibri" w:hAnsi="Calibri" w:cs="Calibri"/>
-                <w:color w:val="1B1B1B"/>
-                <w:sz w:val="19"/>
-                <w:szCs w:val="19"/>
-              </w:rPr>
-              <w:t>Stage 6, before you submit to the SAM conference.</w:t>
-            </w:r>
-          </w:p>
-        </w:tc>
-      </w:tr>
-      <w:tr>
-        <w:tblPrEx>
-          <w:tblCellMar>
-            <w:top w:w="0" w:type="dxa"/>
-            <w:bottom w:w="0" w:type="dxa"/>
-          </w:tblCellMar>
-        </w:tblPrEx>
-        <w:trPr>
-          <w:cantSplit/>
-        </w:trPr>
-        <w:tc>
-          <w:tcPr>
-            <w:tcW w:w="2350" w:type="dxa"/>
-            <w:shd w:val="clear" w:color="auto" w:fill="FFFFFF"/>
-            <w:tcMar>
-              <w:top w:w="110" w:type="dxa"/>
-              <w:left w:w="140" w:type="dxa"/>
-              <w:bottom w:w="110" w:type="dxa"/>
-              <w:right w:w="140" w:type="dxa"/>
-            </w:tcMar>
-          </w:tcPr>
-          <w:p>
-            <w:pPr>
-              <w:spacing w:line="264" w:lineRule="auto"/>
-            </w:pPr>
-            <w:r>
-              <w:rPr>
-                <w:rFonts w:ascii="Calibri" w:eastAsia="Calibri" w:hAnsi="Calibri" w:cs="Calibri"/>
-                <w:b/>
-                <w:bCs/>
-                <w:color w:val="1B1B1B"/>
-                <w:sz w:val="19"/>
-                <w:szCs w:val="19"/>
-              </w:rPr>
-              <w:t>SAM Support Network</w:t>
-            </w:r>
-          </w:p>
-        </w:tc>
-        <w:tc>
-          <w:tcPr>
-            <w:tcW w:w="4400" w:type="dxa"/>
-            <w:shd w:val="clear" w:color="auto" w:fill="FFFFFF"/>
-            <w:tcMar>
-              <w:top w:w="110" w:type="dxa"/>
-              <w:left w:w="140" w:type="dxa"/>
-              <w:bottom w:w="110" w:type="dxa"/>
-              <w:right w:w="140" w:type="dxa"/>
-            </w:tcMar>
-          </w:tcPr>
-          <w:p>
-            <w:pPr>
-              <w:spacing w:line="264" w:lineRule="auto"/>
-            </w:pPr>
-            <w:r>
-              <w:rPr>
-                <w:rFonts w:ascii="Calibri" w:eastAsia="Calibri" w:hAnsi="Calibri" w:cs="Calibri"/>
-                <w:color w:val="1B1B1B"/>
-                <w:sz w:val="19"/>
-                <w:szCs w:val="19"/>
-              </w:rPr>
-              <w:t>A section of the hub website, not a file. Where help comes from: a weekly team on your unit, a regional network, and what SAM provides nationally — including the Improvement Exchange, whose kit-format shelf is the hub’s library.</w:t>
-            </w:r>
-          </w:p>
-        </w:tc>
-        <w:tc>
-          <w:tcPr>
-            <w:tcW w:w="2996" w:type="dxa"/>
-            <w:shd w:val="clear" w:color="auto" w:fill="FFFFFF"/>
-            <w:tcMar>
-              <w:top w:w="110" w:type="dxa"/>
-              <w:left w:w="140" w:type="dxa"/>
-              <w:bottom w:w="110" w:type="dxa"/>
-              <w:right w:w="140" w:type="dxa"/>
-            </w:tcMar>
-          </w:tcPr>
-          <w:p>
-            <w:pPr>
-              <w:spacing w:line="264" w:lineRule="auto"/>
-            </w:pPr>
-            <w:r>
-              <w:rPr>
-                <w:rFonts w:ascii="Calibri" w:eastAsia="Calibri" w:hAnsi="Calibri" w:cs="Calibri"/>
-                <w:color w:val="1B1B1B"/>
-                <w:sz w:val="19"/>
-                <w:szCs w:val="19"/>
-              </w:rPr>
-              <w:t>When you are stuck, or setting up a unit QI team.</w:t>
+              <w:t>Only if your project needs patient-level data. Store on NHS systems only.</w:t>
             </w:r>
           </w:p>
         </w:tc>
       </w:tr>
     </w:tbl>
+    <w:p>
+      <w:pPr>
+        <w:rPr>
+          <w:rFonts w:ascii="Calibri" w:eastAsia="Calibri" w:hAnsi="Calibri" w:cs="Calibri"/>
+          <w:b/>
+          <w:bCs/>
+          <w:color w:val="1B1B1B"/>
+          <w:sz w:val="28"/>
+          <w:szCs w:val="28"/>
+        </w:rPr>
+      </w:pPr>
+      <w:r>
+        <w:rPr>
+          <w:rFonts w:ascii="Calibri" w:eastAsia="Calibri" w:hAnsi="Calibri" w:cs="Calibri"/>
+          <w:b/>
+          <w:bCs/>
+          <w:color w:val="1B1B1B"/>
+          <w:sz w:val="28"/>
+          <w:szCs w:val="28"/>
+        </w:rPr>
+        <w:br w:type="page"/>
+      </w:r>
+    </w:p>
     <w:p>
       <w:pPr>
         <w:keepNext/>
@@ -1530,7 +1189,7 @@
                 <w:sz w:val="19"/>
                 <w:szCs w:val="19"/>
               </w:rPr>
-              <w:t>Roadmap · Workbook (Home) · SMART aim builder · Diagram Tool (Pitch, 2×2)</w:t>
+              <w:t>Roadmap · Workbook (Home) · Diagram Tool (Pitch, 2×2)</w:t>
             </w:r>
           </w:p>
         </w:tc>
@@ -1619,7 +1278,7 @@
                 <w:sz w:val="19"/>
                 <w:szCs w:val="19"/>
               </w:rPr>
-              <w:t>Workbook (Process Map, Causes, Data Plan) · Diagram Tool (all six tabs) · Run chart / SPC sheet · Audit Data Template only if you need patient-level data</w:t>
+              <w:t>Workbook (Process Map, Causes, Data Plan) · Diagram Tool (all seven tabs)</w:t>
             </w:r>
           </w:p>
         </w:tc>
@@ -1708,7 +1367,7 @@
                 <w:sz w:val="19"/>
                 <w:szCs w:val="19"/>
               </w:rPr>
-              <w:t>Workbook (Actions Log) · PDSA worksheet (Plan), if you use it</w:t>
+              <w:t>Workbook (Actions Log)</w:t>
             </w:r>
           </w:p>
         </w:tc>
@@ -1797,7 +1456,7 @@
                 <w:sz w:val="19"/>
                 <w:szCs w:val="19"/>
               </w:rPr>
-              <w:t>Workbook (Data Log, Diary, PDSA Log) — or the PDSA worksheet, not both</w:t>
+              <w:t>Workbook (Data Log, Diary, PDSA Log)</w:t>
             </w:r>
           </w:p>
         </w:tc>
@@ -1886,7 +1545,7 @@
                 <w:sz w:val="19"/>
                 <w:szCs w:val="19"/>
               </w:rPr>
-              <w:t>Workbook (Data Log chart) · Run chart / SPC sheet for the median, shifts and limits</w:t>
+              <w:t>Workbook (Data Log chart)</w:t>
             </w:r>
           </w:p>
         </w:tc>
@@ -1975,7 +1634,7 @@
                 <w:sz w:val="19"/>
                 <w:szCs w:val="19"/>
               </w:rPr>
-              <w:t>Reporting Guide · Workbook (SQUIRE Check) · Template if you want it · ARCP checklist · QI abstract checker if you are submitting to SAM</w:t>
+              <w:t>Reporting Guide · Workbook (SQUIRE Check) · Template if you want it</w:t>
             </w:r>
           </w:p>
         </w:tc>
@@ -2064,7 +1723,7 @@
                 <w:sz w:val="19"/>
                 <w:szCs w:val="19"/>
               </w:rPr>
-              <w:t>Workbook (Share &amp; Replicate) · then send the finished project to the SAM QIP team for the website</w:t>
+              <w:t>Workbook (Share &amp; Replicate)</w:t>
             </w:r>
           </w:p>
         </w:tc>
@@ -2211,50 +1870,6 @@
           <w:sz w:val="28"/>
           <w:szCs w:val="28"/>
         </w:rPr>
-        <w:t>Where help comes from</w:t>
-      </w:r>
-    </w:p>
-    <w:p>
-      <w:pPr>
-        <w:spacing w:after="120" w:line="264" w:lineRule="auto"/>
-      </w:pPr>
-      <w:r>
-        <w:rPr>
-          <w:rFonts w:ascii="Calibri" w:eastAsia="Calibri" w:hAnsi="Calibri" w:cs="Calibri"/>
-          <w:color w:val="1B1B1B"/>
-        </w:rPr>
-        <w:t>Your unit’s QI team first — a short weekly huddle is enough: pitch there, register there, take the run chart there, and let it decide keep, tweak or drop. Then your regional network, for a second opinion and a bigger audience. SAM, nationally, provides this kit, the library of completed projects on the hub website, and the Quality Improvement category at the SAM conference. The hub’s Learn page has the method in five minutes, a training ladder and what ARCP expects — read it before you pitch.</w:t>
-      </w:r>
-    </w:p>
-    <w:p>
-      <w:pPr>
-        <w:spacing w:after="120" w:line="264" w:lineRule="auto"/>
-      </w:pPr>
-      <w:r>
-        <w:rPr>
-          <w:rFonts w:ascii="Calibri" w:eastAsia="Calibri" w:hAnsi="Calibri" w:cs="Calibri"/>
-          <w:color w:val="1B1B1B"/>
-        </w:rPr>
-        <w:t>Email the SAM QIP team (quality.improvement@acutemedicine.org.uk) for two things only: joining the SAM QIP team, or submitting a completed project for the website. Everything else — ideas, registration, advice mid-project — goes to your unit or region, who can help faster.</w:t>
-      </w:r>
-    </w:p>
-    <w:p>
-      <w:pPr>
-        <w:keepNext/>
-        <w:pBdr>
-          <w:bottom w:val="single" w:sz="10" w:space="6" w:color="036E3A"/>
-        </w:pBdr>
-        <w:spacing w:before="300" w:after="60"/>
-      </w:pPr>
-      <w:r>
-        <w:rPr>
-          <w:rFonts w:ascii="Calibri" w:eastAsia="Calibri" w:hAnsi="Calibri" w:cs="Calibri"/>
-          <w:b/>
-          <w:bCs/>
-          <w:color w:val="1B1B1B"/>
-          <w:sz w:val="28"/>
-          <w:szCs w:val="28"/>
-        </w:rPr>
         <w:t>For whoever looks after the kit</w:t>
       </w:r>
     </w:p>
@@ -2283,7 +1898,7 @@
             <w:color w:val="036E3A"/>
             <w:u w:val="single"/>
           </w:rPr>
-          <w:t>aimqa.github.io/SAM-QI-diagram-tool</w:t>
+          <w:t>aimqa.github.io/SAMQIP</w:t>
         </w:r>
       </w:hyperlink>
       <w:r>
@@ -2325,7 +1940,7 @@
           <w:rFonts w:ascii="Calibri" w:eastAsia="Calibri" w:hAnsi="Calibri" w:cs="Calibri"/>
           <w:color w:val="1B1B1B"/>
         </w:rPr>
-        <w:t>COLLABORATION_SETUP.md covers those extras. Nobody using the kit day to day needs to read it.</w:t>
+        <w:t>COLLABORATION_SETUP.md and firebase-rules.json cover those extras. Nobody using the kit day to day needs to read either.</w:t>
       </w:r>
     </w:p>
     <w:p>
@@ -2342,7 +1957,7 @@
           <w:rFonts w:ascii="Calibri" w:eastAsia="Calibri" w:hAnsi="Calibri" w:cs="Calibri"/>
           <w:color w:val="1B1B1B"/>
         </w:rPr>
-        <w:t>No patient-identifiable data anywhere in the kit — count, do not name. That rule holds in the workbook, the tool and anything shared. The one exception is the Audit Data Template, which is built for patient-level data — which is exactly why it stays on NHS systems only.</w:t>
+        <w:t>No patient-identifiable data anywhere in the kit — count, do not name. That rule holds in the workbook, the tool and anything shared.</w:t>
       </w:r>
     </w:p>
     <w:p>
